--- a/session_4_dhruvi.docx
+++ b/session_4_dhruvi.docx
@@ -20,7 +20,7 @@
           <w:szCs w:val="28"/>
           <w:lang w:val="en-US"/>
         </w:rPr>
-        <w:t>Session 4</w:t>
+        <w:t xml:space="preserve"> </w:t>
       </w:r>
       <w:r>
         <w:rPr>
@@ -30,6 +30,16 @@
           <w:szCs w:val="28"/>
           <w:lang w:val="en-US"/>
         </w:rPr>
+        <w:t>Session 4</w:t>
+      </w:r>
+      <w:r>
+        <w:rPr>
+          <w:b/>
+          <w:bCs/>
+          <w:sz w:val="28"/>
+          <w:szCs w:val="28"/>
+          <w:lang w:val="en-US"/>
+        </w:rPr>
         <w:t xml:space="preserve"> </w:t>
       </w:r>
     </w:p>
@@ -55,19 +65,7 @@
           <w:szCs w:val="24"/>
           <w:shd w:val="clear" w:color="auto" w:fill="FFFFFF"/>
         </w:rPr>
-        <w:t>1.</w:t>
-      </w:r>
-      <w:r>
-        <w:rPr>
-          <w:rFonts w:ascii="Segoe UI" w:hAnsi="Segoe UI" w:cs="Segoe UI"/>
-          <w:b/>
-          <w:bCs/>
-          <w:color w:val="878A99"/>
-          <w:sz w:val="24"/>
-          <w:szCs w:val="24"/>
-          <w:shd w:val="clear" w:color="auto" w:fill="FFFFFF"/>
-        </w:rPr>
-        <w:t>List all 6 phases of SDLC in order with one line about each.</w:t>
+        <w:t>1.List all 6 phases of SDLC in order with one line about each.</w:t>
       </w:r>
       <w:r>
         <w:rPr>
@@ -262,19 +260,7 @@
           <w:szCs w:val="24"/>
           <w:shd w:val="clear" w:color="auto" w:fill="FFFFFF"/>
         </w:rPr>
-        <w:t>2.</w:t>
-      </w:r>
-      <w:r>
-        <w:rPr>
-          <w:rFonts w:ascii="Segoe UI" w:hAnsi="Segoe UI" w:cs="Segoe UI"/>
-          <w:b/>
-          <w:bCs/>
-          <w:color w:val="878A99"/>
-          <w:sz w:val="24"/>
-          <w:szCs w:val="24"/>
-          <w:shd w:val="clear" w:color="auto" w:fill="FFFFFF"/>
-        </w:rPr>
-        <w:t>Write 3 differences between Agile and Waterfall models.</w:t>
+        <w:t>2.Write 3 differences between Agile and Waterfall models.</w:t>
       </w:r>
     </w:p>
     <w:p>
@@ -749,19 +735,7 @@
           <w:szCs w:val="24"/>
           <w:shd w:val="clear" w:color="auto" w:fill="FFFFFF"/>
         </w:rPr>
-        <w:t>3.</w:t>
-      </w:r>
-      <w:r>
-        <w:rPr>
-          <w:rFonts w:ascii="Segoe UI" w:hAnsi="Segoe UI" w:cs="Segoe UI"/>
-          <w:b/>
-          <w:bCs/>
-          <w:color w:val="878A99"/>
-          <w:sz w:val="24"/>
-          <w:szCs w:val="24"/>
-          <w:shd w:val="clear" w:color="auto" w:fill="FFFFFF"/>
-        </w:rPr>
-        <w:t>Name the 3 main Scrum roles and write one line about the responsibility of each.</w:t>
+        <w:t>3.Name the 3 main Scrum roles and write one line about the responsibility of each.</w:t>
       </w:r>
     </w:p>
     <w:p>
@@ -855,10 +829,7 @@
         <w:t>Development Team</w:t>
       </w:r>
       <w:r>
-        <w:t xml:space="preserve"> – Builds, tests, and delivers the working software.</w:t>
-      </w:r>
-      <w:r>
-        <w:t xml:space="preserve"> </w:t>
+        <w:t xml:space="preserve"> – Builds, tests, and delivers the working software. </w:t>
       </w:r>
     </w:p>
     <w:p>
@@ -880,7 +851,7 @@
           <w:color w:val="878A99"/>
           <w:shd w:val="clear" w:color="auto" w:fill="FFFFFF"/>
         </w:rPr>
-        <w:t>4.</w:t>
+        <w:t>4.What is a Sprint in Scrum? Mention its typical duration.</w:t>
       </w:r>
       <w:r>
         <w:rPr>
@@ -890,151 +861,152 @@
           <w:color w:val="878A99"/>
           <w:shd w:val="clear" w:color="auto" w:fill="FFFFFF"/>
         </w:rPr>
-        <w:t>What is a Sprint in Scrum? Mention its typical duration.</w:t>
-      </w:r>
-      <w:r>
+        <w:t xml:space="preserve"> </w:t>
+      </w:r>
+    </w:p>
+    <w:p>
+      <w:pPr>
+        <w:pStyle w:val="NormalWeb"/>
+        <w:rPr>
+          <w:b/>
+          <w:bCs/>
+        </w:rPr>
+      </w:pPr>
+      <w:proofErr w:type="gramStart"/>
+      <w:r>
+        <w:rPr>
+          <w:b/>
+          <w:bCs/>
+        </w:rPr>
+        <w:t>Ans:-</w:t>
+      </w:r>
+      <w:proofErr w:type="gramEnd"/>
+    </w:p>
+    <w:p>
+      <w:pPr>
+        <w:spacing w:before="100" w:beforeAutospacing="1" w:after="100" w:afterAutospacing="1" w:line="240" w:lineRule="auto"/>
+        <w:rPr>
+          <w:rFonts w:ascii="Times New Roman" w:eastAsia="Times New Roman" w:hAnsi="Times New Roman" w:cs="Times New Roman"/>
+          <w:sz w:val="24"/>
+          <w:szCs w:val="24"/>
+          <w:lang w:eastAsia="en-IN"/>
+        </w:rPr>
+      </w:pPr>
+      <w:r>
+        <w:rPr>
+          <w:rFonts w:ascii="Times New Roman" w:eastAsia="Times New Roman" w:hAnsi="Times New Roman" w:cs="Times New Roman"/>
+          <w:sz w:val="24"/>
+          <w:szCs w:val="24"/>
+          <w:lang w:eastAsia="en-IN"/>
+        </w:rPr>
+        <w:t xml:space="preserve">A </w:t>
+      </w:r>
+      <w:r>
+        <w:rPr>
+          <w:rFonts w:ascii="Times New Roman" w:eastAsia="Times New Roman" w:hAnsi="Times New Roman" w:cs="Times New Roman"/>
+          <w:b/>
+          <w:bCs/>
+          <w:sz w:val="24"/>
+          <w:szCs w:val="24"/>
+          <w:lang w:eastAsia="en-IN"/>
+        </w:rPr>
+        <w:t>Sprint</w:t>
+      </w:r>
+      <w:r>
+        <w:rPr>
+          <w:rFonts w:ascii="Times New Roman" w:eastAsia="Times New Roman" w:hAnsi="Times New Roman" w:cs="Times New Roman"/>
+          <w:sz w:val="24"/>
+          <w:szCs w:val="24"/>
+          <w:lang w:eastAsia="en-IN"/>
+        </w:rPr>
+        <w:t xml:space="preserve"> is a short period in Scrum where the team works to complete a small part of the project.</w:t>
+      </w:r>
+    </w:p>
+    <w:p>
+      <w:pPr>
+        <w:spacing w:before="100" w:beforeAutospacing="1" w:after="100" w:afterAutospacing="1" w:line="240" w:lineRule="auto"/>
+        <w:rPr>
+          <w:rFonts w:ascii="Times New Roman" w:eastAsia="Times New Roman" w:hAnsi="Times New Roman" w:cs="Times New Roman"/>
+          <w:sz w:val="24"/>
+          <w:szCs w:val="24"/>
+          <w:lang w:eastAsia="en-IN"/>
+        </w:rPr>
+      </w:pPr>
+      <w:r>
+        <w:rPr>
+          <w:rFonts w:ascii="Times New Roman" w:eastAsia="Times New Roman" w:hAnsi="Times New Roman" w:cs="Times New Roman"/>
+          <w:b/>
+          <w:bCs/>
+          <w:sz w:val="24"/>
+          <w:szCs w:val="24"/>
+          <w:lang w:eastAsia="en-IN"/>
+        </w:rPr>
+        <w:t>Typical duration:</w:t>
+      </w:r>
+      <w:r>
+        <w:rPr>
+          <w:rFonts w:ascii="Times New Roman" w:eastAsia="Times New Roman" w:hAnsi="Times New Roman" w:cs="Times New Roman"/>
+          <w:sz w:val="24"/>
+          <w:szCs w:val="24"/>
+          <w:lang w:eastAsia="en-IN"/>
+        </w:rPr>
+        <w:t xml:space="preserve"> </w:t>
+      </w:r>
+      <w:r>
+        <w:rPr>
+          <w:rFonts w:ascii="Times New Roman" w:eastAsia="Times New Roman" w:hAnsi="Times New Roman" w:cs="Times New Roman"/>
+          <w:b/>
+          <w:bCs/>
+          <w:sz w:val="24"/>
+          <w:szCs w:val="24"/>
+          <w:lang w:eastAsia="en-IN"/>
+        </w:rPr>
+        <w:t>1 to 4 weeks</w:t>
+      </w:r>
+      <w:r>
+        <w:rPr>
+          <w:rFonts w:ascii="Times New Roman" w:eastAsia="Times New Roman" w:hAnsi="Times New Roman" w:cs="Times New Roman"/>
+          <w:sz w:val="24"/>
+          <w:szCs w:val="24"/>
+          <w:lang w:eastAsia="en-IN"/>
+        </w:rPr>
+        <w:t xml:space="preserve"> (most teams use </w:t>
+      </w:r>
+      <w:r>
+        <w:rPr>
+          <w:rFonts w:ascii="Times New Roman" w:eastAsia="Times New Roman" w:hAnsi="Times New Roman" w:cs="Times New Roman"/>
+          <w:b/>
+          <w:bCs/>
+          <w:sz w:val="24"/>
+          <w:szCs w:val="24"/>
+          <w:lang w:eastAsia="en-IN"/>
+        </w:rPr>
+        <w:t>2 weeks</w:t>
+      </w:r>
+      <w:r>
+        <w:rPr>
+          <w:rFonts w:ascii="Times New Roman" w:eastAsia="Times New Roman" w:hAnsi="Times New Roman" w:cs="Times New Roman"/>
+          <w:sz w:val="24"/>
+          <w:szCs w:val="24"/>
+          <w:lang w:eastAsia="en-IN"/>
+        </w:rPr>
+        <w:t>).</w:t>
+      </w:r>
+    </w:p>
+    <w:p>
+      <w:pPr>
+        <w:spacing w:before="100" w:beforeAutospacing="1" w:after="100" w:afterAutospacing="1" w:line="240" w:lineRule="auto"/>
         <w:rPr>
           <w:rFonts w:ascii="Segoe UI" w:hAnsi="Segoe UI" w:cs="Segoe UI"/>
           <w:b/>
           <w:bCs/>
           <w:color w:val="878A99"/>
+          <w:sz w:val="24"/>
+          <w:szCs w:val="24"/>
           <w:shd w:val="clear" w:color="auto" w:fill="FFFFFF"/>
         </w:rPr>
-        <w:t xml:space="preserve"> </w:t>
-      </w:r>
-    </w:p>
-    <w:p>
-      <w:pPr>
-        <w:pStyle w:val="NormalWeb"/>
-        <w:rPr>
-          <w:b/>
-          <w:bCs/>
-        </w:rPr>
-      </w:pPr>
-      <w:proofErr w:type="gramStart"/>
-      <w:r>
-        <w:rPr>
-          <w:b/>
-          <w:bCs/>
-        </w:rPr>
-        <w:t>Ans:-</w:t>
-      </w:r>
-      <w:proofErr w:type="gramEnd"/>
-    </w:p>
-    <w:p>
-      <w:pPr>
-        <w:spacing w:before="100" w:beforeAutospacing="1" w:after="100" w:afterAutospacing="1" w:line="240" w:lineRule="auto"/>
-        <w:rPr>
-          <w:rFonts w:ascii="Times New Roman" w:eastAsia="Times New Roman" w:hAnsi="Times New Roman" w:cs="Times New Roman"/>
-          <w:sz w:val="24"/>
-          <w:szCs w:val="24"/>
-          <w:lang w:eastAsia="en-IN"/>
-        </w:rPr>
-      </w:pPr>
-      <w:r>
-        <w:rPr>
-          <w:rFonts w:ascii="Times New Roman" w:eastAsia="Times New Roman" w:hAnsi="Times New Roman" w:cs="Times New Roman"/>
-          <w:sz w:val="24"/>
-          <w:szCs w:val="24"/>
-          <w:lang w:eastAsia="en-IN"/>
-        </w:rPr>
-        <w:t xml:space="preserve">A </w:t>
-      </w:r>
-      <w:r>
-        <w:rPr>
-          <w:rFonts w:ascii="Times New Roman" w:eastAsia="Times New Roman" w:hAnsi="Times New Roman" w:cs="Times New Roman"/>
-          <w:b/>
-          <w:bCs/>
-          <w:sz w:val="24"/>
-          <w:szCs w:val="24"/>
-          <w:lang w:eastAsia="en-IN"/>
-        </w:rPr>
-        <w:t>Sprint</w:t>
-      </w:r>
-      <w:r>
-        <w:rPr>
-          <w:rFonts w:ascii="Times New Roman" w:eastAsia="Times New Roman" w:hAnsi="Times New Roman" w:cs="Times New Roman"/>
-          <w:sz w:val="24"/>
-          <w:szCs w:val="24"/>
-          <w:lang w:eastAsia="en-IN"/>
-        </w:rPr>
-        <w:t xml:space="preserve"> is a short period in Scrum where the team works to complete a small part of the project.</w:t>
-      </w:r>
-    </w:p>
-    <w:p>
-      <w:pPr>
-        <w:spacing w:before="100" w:beforeAutospacing="1" w:after="100" w:afterAutospacing="1" w:line="240" w:lineRule="auto"/>
-        <w:rPr>
-          <w:rFonts w:ascii="Times New Roman" w:eastAsia="Times New Roman" w:hAnsi="Times New Roman" w:cs="Times New Roman"/>
-          <w:sz w:val="24"/>
-          <w:szCs w:val="24"/>
-          <w:lang w:eastAsia="en-IN"/>
-        </w:rPr>
-      </w:pPr>
-      <w:r>
-        <w:rPr>
-          <w:rFonts w:ascii="Times New Roman" w:eastAsia="Times New Roman" w:hAnsi="Times New Roman" w:cs="Times New Roman"/>
-          <w:b/>
-          <w:bCs/>
-          <w:sz w:val="24"/>
-          <w:szCs w:val="24"/>
-          <w:lang w:eastAsia="en-IN"/>
-        </w:rPr>
-        <w:t>Typical duration:</w:t>
-      </w:r>
-      <w:r>
-        <w:rPr>
-          <w:rFonts w:ascii="Times New Roman" w:eastAsia="Times New Roman" w:hAnsi="Times New Roman" w:cs="Times New Roman"/>
-          <w:sz w:val="24"/>
-          <w:szCs w:val="24"/>
-          <w:lang w:eastAsia="en-IN"/>
-        </w:rPr>
-        <w:t xml:space="preserve"> </w:t>
-      </w:r>
-      <w:r>
-        <w:rPr>
-          <w:rFonts w:ascii="Times New Roman" w:eastAsia="Times New Roman" w:hAnsi="Times New Roman" w:cs="Times New Roman"/>
-          <w:b/>
-          <w:bCs/>
-          <w:sz w:val="24"/>
-          <w:szCs w:val="24"/>
-          <w:lang w:eastAsia="en-IN"/>
-        </w:rPr>
-        <w:t>1 to 4 weeks</w:t>
-      </w:r>
-      <w:r>
-        <w:rPr>
-          <w:rFonts w:ascii="Times New Roman" w:eastAsia="Times New Roman" w:hAnsi="Times New Roman" w:cs="Times New Roman"/>
-          <w:sz w:val="24"/>
-          <w:szCs w:val="24"/>
-          <w:lang w:eastAsia="en-IN"/>
-        </w:rPr>
-        <w:t xml:space="preserve"> (most teams use </w:t>
-      </w:r>
-      <w:r>
-        <w:rPr>
-          <w:rFonts w:ascii="Times New Roman" w:eastAsia="Times New Roman" w:hAnsi="Times New Roman" w:cs="Times New Roman"/>
-          <w:b/>
-          <w:bCs/>
-          <w:sz w:val="24"/>
-          <w:szCs w:val="24"/>
-          <w:lang w:eastAsia="en-IN"/>
-        </w:rPr>
-        <w:t>2 weeks</w:t>
-      </w:r>
-      <w:r>
-        <w:rPr>
-          <w:rFonts w:ascii="Times New Roman" w:eastAsia="Times New Roman" w:hAnsi="Times New Roman" w:cs="Times New Roman"/>
-          <w:sz w:val="24"/>
-          <w:szCs w:val="24"/>
-          <w:lang w:eastAsia="en-IN"/>
-        </w:rPr>
-        <w:t>).</w:t>
-      </w:r>
-    </w:p>
-    <w:p>
-      <w:pPr>
-        <w:spacing w:before="100" w:beforeAutospacing="1" w:after="100" w:afterAutospacing="1" w:line="240" w:lineRule="auto"/>
+      </w:pPr>
+      <w:r>
         <w:rPr>
           <w:rFonts w:ascii="Segoe UI" w:hAnsi="Segoe UI" w:cs="Segoe UI"/>
           <w:b/>
@@ -1044,31 +1016,8 @@
           <w:szCs w:val="24"/>
           <w:shd w:val="clear" w:color="auto" w:fill="FFFFFF"/>
         </w:rPr>
-      </w:pPr>
-      <w:r>
-        <w:rPr>
-          <w:rFonts w:ascii="Segoe UI" w:hAnsi="Segoe UI" w:cs="Segoe UI"/>
-          <w:b/>
-          <w:bCs/>
-          <w:color w:val="878A99"/>
-          <w:sz w:val="24"/>
-          <w:szCs w:val="24"/>
-          <w:shd w:val="clear" w:color="auto" w:fill="FFFFFF"/>
-        </w:rPr>
         <w:lastRenderedPageBreak/>
-        <w:t>5.</w:t>
-      </w:r>
-      <w:r>
-        <w:rPr>
-          <w:rFonts w:ascii="Segoe UI" w:hAnsi="Segoe UI" w:cs="Segoe UI"/>
-          <w:b/>
-          <w:bCs/>
-          <w:color w:val="878A99"/>
-          <w:sz w:val="24"/>
-          <w:szCs w:val="24"/>
-          <w:shd w:val="clear" w:color="auto" w:fill="FFFFFF"/>
-        </w:rPr>
-        <w:t>What do these Jira board columns mean: To Do, In Progress, Done, Backlog?</w:t>
+        <w:t>5.What do these Jira board columns mean: To Do, In Progress, Done, Backlog?</w:t>
       </w:r>
     </w:p>
     <w:p>
@@ -1211,36 +1160,36 @@
           <w:lang w:eastAsia="en-IN"/>
         </w:rPr>
       </w:pPr>
+    </w:p>
+    <w:p>
+      <w:pPr>
+        <w:spacing w:before="100" w:beforeAutospacing="1" w:after="100" w:afterAutospacing="1" w:line="240" w:lineRule="auto"/>
+        <w:rPr>
+          <w:rFonts w:ascii="Times New Roman" w:eastAsia="Times New Roman" w:hAnsi="Times New Roman" w:cs="Times New Roman"/>
+          <w:sz w:val="24"/>
+          <w:szCs w:val="24"/>
+          <w:lang w:eastAsia="en-IN"/>
+        </w:rPr>
+      </w:pPr>
+    </w:p>
+    <w:p>
+      <w:pPr>
+        <w:pStyle w:val="NormalWeb"/>
+        <w:ind w:left="720"/>
+      </w:pPr>
+    </w:p>
+    <w:p>
+      <w:pPr>
+        <w:rPr>
+          <w:b/>
+          <w:bCs/>
+          <w:sz w:val="24"/>
+          <w:szCs w:val="24"/>
+          <w:lang w:val="en-US"/>
+        </w:rPr>
+      </w:pPr>
       <w:bookmarkStart w:id="0" w:name="_GoBack"/>
       <w:bookmarkEnd w:id="0"/>
-    </w:p>
-    <w:p>
-      <w:pPr>
-        <w:spacing w:before="100" w:beforeAutospacing="1" w:after="100" w:afterAutospacing="1" w:line="240" w:lineRule="auto"/>
-        <w:rPr>
-          <w:rFonts w:ascii="Times New Roman" w:eastAsia="Times New Roman" w:hAnsi="Times New Roman" w:cs="Times New Roman"/>
-          <w:sz w:val="24"/>
-          <w:szCs w:val="24"/>
-          <w:lang w:eastAsia="en-IN"/>
-        </w:rPr>
-      </w:pPr>
-    </w:p>
-    <w:p>
-      <w:pPr>
-        <w:pStyle w:val="NormalWeb"/>
-        <w:ind w:left="720"/>
-      </w:pPr>
-    </w:p>
-    <w:p>
-      <w:pPr>
-        <w:rPr>
-          <w:b/>
-          <w:bCs/>
-          <w:sz w:val="24"/>
-          <w:szCs w:val="24"/>
-          <w:lang w:val="en-US"/>
-        </w:rPr>
-      </w:pPr>
     </w:p>
     <w:sectPr>
       <w:pgSz w:w="11906" w:h="16838"/>
